--- a/ Non-invaisve Predicotrs of (OV).docx
+++ b/ Non-invaisve Predicotrs of (OV).docx
@@ -7,7 +7,102 @@
         <w:pStyle w:val="Title"/>
       </w:pPr>
       <w:r>
-        <w:t>Gall bladder wall thickening and platelet count to spleen diameter ratio as noninvasive predictors of oesophageal varices (OV) in patients with liver cirrhosis</w:t>
+        <w:t xml:space="preserve">Gall </w:t>
+      </w:r>
+      <w:r>
+        <w:t>B</w:t>
+      </w:r>
+      <w:r>
+        <w:t xml:space="preserve">ladder </w:t>
+      </w:r>
+      <w:r>
+        <w:t>W</w:t>
+      </w:r>
+      <w:r>
+        <w:t xml:space="preserve">all </w:t>
+      </w:r>
+      <w:r>
+        <w:t>T</w:t>
+      </w:r>
+      <w:r>
+        <w:t xml:space="preserve">hickening and </w:t>
+      </w:r>
+      <w:r>
+        <w:t>P</w:t>
+      </w:r>
+      <w:r>
+        <w:t xml:space="preserve">latelet </w:t>
+      </w:r>
+      <w:r>
+        <w:t>C</w:t>
+      </w:r>
+      <w:r>
+        <w:t xml:space="preserve">ount to </w:t>
+      </w:r>
+      <w:r>
+        <w:t>S</w:t>
+      </w:r>
+      <w:r>
+        <w:t xml:space="preserve">pleen </w:t>
+      </w:r>
+      <w:r>
+        <w:t>D</w:t>
+      </w:r>
+      <w:r>
+        <w:t xml:space="preserve">iameter </w:t>
+      </w:r>
+      <w:r>
+        <w:t>R</w:t>
+      </w:r>
+      <w:r>
+        <w:t xml:space="preserve">atio as </w:t>
+      </w:r>
+      <w:r>
+        <w:t>N</w:t>
+      </w:r>
+      <w:r>
+        <w:t xml:space="preserve">oninvasive </w:t>
+      </w:r>
+      <w:r>
+        <w:t>P</w:t>
+      </w:r>
+      <w:r>
+        <w:t xml:space="preserve">redictors of </w:t>
+      </w:r>
+      <w:proofErr w:type="spellStart"/>
+      <w:r>
+        <w:t>O</w:t>
+      </w:r>
+      <w:r>
+        <w:t>esophageal</w:t>
+      </w:r>
+      <w:proofErr w:type="spellEnd"/>
+      <w:r>
+        <w:t xml:space="preserve"> </w:t>
+      </w:r>
+      <w:r>
+        <w:t>V</w:t>
+      </w:r>
+      <w:r>
+        <w:t xml:space="preserve">arices (OV) in </w:t>
+      </w:r>
+      <w:r>
+        <w:t>P</w:t>
+      </w:r>
+      <w:r>
+        <w:t xml:space="preserve">atients with </w:t>
+      </w:r>
+      <w:r>
+        <w:t>L</w:t>
+      </w:r>
+      <w:r>
+        <w:t xml:space="preserve">iver </w:t>
+      </w:r>
+      <w:r>
+        <w:t>C</w:t>
+      </w:r>
+      <w:r>
+        <w:t>irrhosis</w:t>
       </w:r>
     </w:p>
     <w:p>
